--- a/output/docgen/los-commitment-letter-salesforce-template.docx
+++ b/output/docgen/los-commitment-letter-salesforce-template.docx
@@ -158,7 +158,7 @@
                 <w:color w:val="000000"/>
                 <w:sz w:val="21"/>
               </w:rPr>
-              <w:t>{{LOS_Loan__c.Borrower__c}}</w:t>
+              <w:t>{{LOS_Loan__c.Borrower__c :: optional}}</w:t>
             </w:r>
           </w:p>
         </w:tc>
@@ -210,7 +210,7 @@
                 <w:color w:val="000000"/>
                 <w:sz w:val="21"/>
               </w:rPr>
-              <w:t>{{LOS_Loan__c.Borrower_Entity__c}}</w:t>
+              <w:t>{{LOS_Loan__c.Borrower_Entity__c :: optional}}</w:t>
             </w:r>
           </w:p>
         </w:tc>
@@ -262,7 +262,7 @@
                 <w:color w:val="000000"/>
                 <w:sz w:val="21"/>
               </w:rPr>
-              <w:t>{{LOS_Loan__c.Borrower_Account__r.Name}}</w:t>
+              <w:t>{{LOS_Loan__c.Borrower_Account__r.Name :: optional}}</w:t>
             </w:r>
           </w:p>
         </w:tc>
@@ -314,7 +314,7 @@
                 <w:color w:val="000000"/>
                 <w:sz w:val="21"/>
               </w:rPr>
-              <w:t>{{LOS_Loan__c.Loan_Type__c}}</w:t>
+              <w:t>{{LOS_Loan__c.Loan_Type__c :: optional}}</w:t>
             </w:r>
           </w:p>
         </w:tc>
@@ -366,7 +366,7 @@
                 <w:color w:val="000000"/>
                 <w:sz w:val="21"/>
               </w:rPr>
-              <w:t>{{LOS_Loan__c.Purpose__c}}</w:t>
+              <w:t>{{LOS_Loan__c.Purpose__c :: optional}}</w:t>
             </w:r>
           </w:p>
         </w:tc>
@@ -418,7 +418,7 @@
                 <w:color w:val="000000"/>
                 <w:sz w:val="21"/>
               </w:rPr>
-              <w:t>{{LOS_Loan__c.Region__c}}</w:t>
+              <w:t>{{LOS_Loan__c.Region__c :: optional}}</w:t>
             </w:r>
           </w:p>
         </w:tc>
@@ -522,7 +522,7 @@
                 <w:color w:val="000000"/>
                 <w:sz w:val="21"/>
               </w:rPr>
-              <w:t>{{LOS_Loan__c.Loan_Officer_Name__c}}</w:t>
+              <w:t>{{LOS_Loan__c.Loan_Officer_Name__c :: optional}}</w:t>
             </w:r>
           </w:p>
         </w:tc>
@@ -627,7 +627,7 @@
                 <w:color w:val="1F4D78"/>
                 <w:sz w:val="20"/>
               </w:rPr>
-              <w:t>Interest rate</w:t>
+              <w:t>Interest rate (% per annum)</w:t>
             </w:r>
           </w:p>
         </w:tc>
@@ -652,7 +652,7 @@
                 <w:color w:val="000000"/>
                 <w:sz w:val="21"/>
               </w:rPr>
-              <w:t>{{LOS_Loan__c.Interest_Rate__c}}% per annum</w:t>
+              <w:t>{{LOS_Loan__c.Interest_Rate__c :: optional}}</w:t>
             </w:r>
           </w:p>
         </w:tc>
@@ -679,7 +679,7 @@
                 <w:color w:val="1F4D78"/>
                 <w:sz w:val="20"/>
               </w:rPr>
-              <w:t>Term</w:t>
+              <w:t>Term (months)</w:t>
             </w:r>
           </w:p>
         </w:tc>
@@ -704,7 +704,7 @@
                 <w:color w:val="000000"/>
                 <w:sz w:val="21"/>
               </w:rPr>
-              <w:t>{{LOS_Loan__c.Term_Months__c}} months</w:t>
+              <w:t>{{LOS_Loan__c.Term_Months__c :: optional}}</w:t>
             </w:r>
           </w:p>
         </w:tc>
@@ -731,7 +731,7 @@
                 <w:color w:val="1F4D78"/>
                 <w:sz w:val="20"/>
               </w:rPr>
-              <w:t>Loan-to-value</w:t>
+              <w:t>Loan-to-value (%)</w:t>
             </w:r>
           </w:p>
         </w:tc>
@@ -756,7 +756,7 @@
                 <w:color w:val="000000"/>
                 <w:sz w:val="21"/>
               </w:rPr>
-              <w:t>{{LOS_Loan__c.LTV__c}}%</w:t>
+              <w:t>{{LOS_Loan__c.LTV__c :: optional}}</w:t>
             </w:r>
           </w:p>
         </w:tc>
@@ -783,7 +783,7 @@
                 <w:color w:val="1F4D78"/>
                 <w:sz w:val="20"/>
               </w:rPr>
-              <w:t>Debt service coverage</w:t>
+              <w:t>Debt service coverage (x)</w:t>
             </w:r>
           </w:p>
         </w:tc>
@@ -808,7 +808,7 @@
                 <w:color w:val="000000"/>
                 <w:sz w:val="21"/>
               </w:rPr>
-              <w:t>{{LOS_Loan__c.DSCR__c}}x</w:t>
+              <w:t>{{LOS_Loan__c.DSCR__c :: optional}}</w:t>
             </w:r>
           </w:p>
         </w:tc>
@@ -860,7 +860,7 @@
                 <w:color w:val="000000"/>
                 <w:sz w:val="21"/>
               </w:rPr>
-              <w:t>{{LOS_Loan__c.Collateral_Type__c}}</w:t>
+              <w:t>{{LOS_Loan__c.Collateral_Type__c :: optional}}</w:t>
             </w:r>
           </w:p>
         </w:tc>
@@ -887,7 +887,7 @@
                 <w:color w:val="1F4D78"/>
                 <w:sz w:val="20"/>
               </w:rPr>
-              <w:t>Collateral value</w:t>
+              <w:t>Collateral value (USD)</w:t>
             </w:r>
           </w:p>
         </w:tc>
@@ -912,7 +912,7 @@
                 <w:color w:val="000000"/>
                 <w:sz w:val="21"/>
               </w:rPr>
-              <w:t>USD {{LOS_Loan__c.Collateral_Value__c :: format("US-Number")}}</w:t>
+              <w:t>{{LOS_Loan__c.Collateral_Value__c :: optional}}</w:t>
             </w:r>
           </w:p>
         </w:tc>
@@ -964,7 +964,7 @@
                 <w:color w:val="000000"/>
                 <w:sz w:val="21"/>
               </w:rPr>
-              <w:t>{{LOS_Loan__c.Target_Closing_Date__c}}</w:t>
+              <w:t>{{LOS_Loan__c.Target_Closing_Date__c :: optional}}</w:t>
             </w:r>
           </w:p>
         </w:tc>
@@ -1016,7 +1016,7 @@
                 <w:color w:val="000000"/>
                 <w:sz w:val="21"/>
               </w:rPr>
-              <w:t>{{LOS_Loan__c.Maturity_Date__c}}</w:t>
+              <w:t>{{LOS_Loan__c.Maturity_Date__c :: optional}}</w:t>
             </w:r>
           </w:p>
         </w:tc>
@@ -1214,7 +1214,59 @@
                 <w:color w:val="000000"/>
                 <w:sz w:val="21"/>
               </w:rPr>
-              <w:t>{{LOS_Loan__c.Applicant_Name__c}} ({{LOS_Loan__c.Applicant_Email__c}})</w:t>
+              <w:t>{{LOS_Loan__c.Applicant_Name__c :: optional}}</w:t>
+            </w:r>
+          </w:p>
+        </w:tc>
+      </w:tr>
+      <w:tr>
+        <w:tc>
+          <w:tcPr>
+            <w:tcW w:type="dxa" w:w="2700"/>
+            <w:vAlign w:val="center"/>
+            <w:shd w:fill="F2F4F7"/>
+            <w:tcMar>
+              <w:top w:w="80" w:type="dxa"/>
+              <w:start w:w="120" w:type="dxa"/>
+              <w:bottom w:w="80" w:type="dxa"/>
+              <w:end w:w="120" w:type="dxa"/>
+            </w:tcMar>
+          </w:tcPr>
+          <w:p>
+            <w:r>
+              <w:rPr>
+                <w:rFonts w:ascii="Calibri" w:hAnsi="Calibri"/>
+                <w:b/>
+                <w:i w:val="0"/>
+                <w:color w:val="1F4D78"/>
+                <w:sz w:val="20"/>
+              </w:rPr>
+              <w:t>Applicant email</w:t>
+            </w:r>
+          </w:p>
+        </w:tc>
+        <w:tc>
+          <w:tcPr>
+            <w:tcW w:type="dxa" w:w="6660"/>
+            <w:vAlign w:val="center"/>
+            <w:shd w:fill="FFFFFF"/>
+            <w:tcMar>
+              <w:top w:w="80" w:type="dxa"/>
+              <w:start w:w="120" w:type="dxa"/>
+              <w:bottom w:w="80" w:type="dxa"/>
+              <w:end w:w="120" w:type="dxa"/>
+            </w:tcMar>
+          </w:tcPr>
+          <w:p>
+            <w:r>
+              <w:rPr>
+                <w:rFonts w:ascii="Calibri" w:hAnsi="Calibri"/>
+                <w:b w:val="0"/>
+                <w:i w:val="0"/>
+                <w:color w:val="000000"/>
+                <w:sz w:val="21"/>
+              </w:rPr>
+              <w:t>{{LOS_Loan__c.Applicant_Email__c :: optional}}</w:t>
             </w:r>
           </w:p>
         </w:tc>
@@ -1293,7 +1345,7 @@
                 <w:color w:val="1F4D78"/>
                 <w:sz w:val="20"/>
               </w:rPr>
-              <w:t>Billing address</w:t>
+              <w:t>Billing street</w:t>
             </w:r>
           </w:p>
         </w:tc>
@@ -1318,7 +1370,111 @@
                 <w:color w:val="000000"/>
                 <w:sz w:val="21"/>
               </w:rPr>
-              <w:t>{{LOS_Loan__c.Borrower_Account__r.BillingStreet}}, {{LOS_Loan__c.Borrower_Account__r.BillingCity}}, {{LOS_Loan__c.Borrower_Account__r.BillingState}} {{LOS_Loan__c.Borrower_Account__r.BillingPostalCode}}</w:t>
+              <w:t>{{LOS_Loan__c.Borrower_Account__r.BillingStreet :: optional}}</w:t>
+            </w:r>
+          </w:p>
+        </w:tc>
+      </w:tr>
+      <w:tr>
+        <w:tc>
+          <w:tcPr>
+            <w:tcW w:type="dxa" w:w="2700"/>
+            <w:vAlign w:val="center"/>
+            <w:shd w:fill="F2F4F7"/>
+            <w:tcMar>
+              <w:top w:w="80" w:type="dxa"/>
+              <w:start w:w="120" w:type="dxa"/>
+              <w:bottom w:w="80" w:type="dxa"/>
+              <w:end w:w="120" w:type="dxa"/>
+            </w:tcMar>
+          </w:tcPr>
+          <w:p>
+            <w:r>
+              <w:rPr>
+                <w:rFonts w:ascii="Calibri" w:hAnsi="Calibri"/>
+                <w:b/>
+                <w:i w:val="0"/>
+                <w:color w:val="1F4D78"/>
+                <w:sz w:val="20"/>
+              </w:rPr>
+              <w:t>Billing city</w:t>
+            </w:r>
+          </w:p>
+        </w:tc>
+        <w:tc>
+          <w:tcPr>
+            <w:tcW w:type="dxa" w:w="6660"/>
+            <w:vAlign w:val="center"/>
+            <w:shd w:fill="FFFFFF"/>
+            <w:tcMar>
+              <w:top w:w="80" w:type="dxa"/>
+              <w:start w:w="120" w:type="dxa"/>
+              <w:bottom w:w="80" w:type="dxa"/>
+              <w:end w:w="120" w:type="dxa"/>
+            </w:tcMar>
+          </w:tcPr>
+          <w:p>
+            <w:r>
+              <w:rPr>
+                <w:rFonts w:ascii="Calibri" w:hAnsi="Calibri"/>
+                <w:b w:val="0"/>
+                <w:i w:val="0"/>
+                <w:color w:val="000000"/>
+                <w:sz w:val="21"/>
+              </w:rPr>
+              <w:t>{{LOS_Loan__c.Borrower_Account__r.BillingCity :: optional}}</w:t>
+            </w:r>
+          </w:p>
+        </w:tc>
+      </w:tr>
+      <w:tr>
+        <w:tc>
+          <w:tcPr>
+            <w:tcW w:type="dxa" w:w="2700"/>
+            <w:vAlign w:val="center"/>
+            <w:shd w:fill="F2F4F7"/>
+            <w:tcMar>
+              <w:top w:w="80" w:type="dxa"/>
+              <w:start w:w="120" w:type="dxa"/>
+              <w:bottom w:w="80" w:type="dxa"/>
+              <w:end w:w="120" w:type="dxa"/>
+            </w:tcMar>
+          </w:tcPr>
+          <w:p>
+            <w:r>
+              <w:rPr>
+                <w:rFonts w:ascii="Calibri" w:hAnsi="Calibri"/>
+                <w:b/>
+                <w:i w:val="0"/>
+                <w:color w:val="1F4D78"/>
+                <w:sz w:val="20"/>
+              </w:rPr>
+              <w:t>Billing state and postal code</w:t>
+            </w:r>
+          </w:p>
+        </w:tc>
+        <w:tc>
+          <w:tcPr>
+            <w:tcW w:type="dxa" w:w="6660"/>
+            <w:vAlign w:val="center"/>
+            <w:shd w:fill="FFFFFF"/>
+            <w:tcMar>
+              <w:top w:w="80" w:type="dxa"/>
+              <w:start w:w="120" w:type="dxa"/>
+              <w:bottom w:w="80" w:type="dxa"/>
+              <w:end w:w="120" w:type="dxa"/>
+            </w:tcMar>
+          </w:tcPr>
+          <w:p>
+            <w:r>
+              <w:rPr>
+                <w:rFonts w:ascii="Calibri" w:hAnsi="Calibri"/>
+                <w:b w:val="0"/>
+                <w:i w:val="0"/>
+                <w:color w:val="000000"/>
+                <w:sz w:val="21"/>
+              </w:rPr>
+              <w:t>{{LOS_Loan__c.Borrower_Account__r.BillingState :: optional}} {{LOS_Loan__c.Borrower_Account__r.BillingPostalCode :: optional}}</w:t>
             </w:r>
           </w:p>
         </w:tc>
@@ -1370,43 +1526,15 @@
                 <w:color w:val="000000"/>
                 <w:sz w:val="21"/>
               </w:rPr>
-              <w:t>{{LOS_Loan__c.Opportunity__r.Name :: optional}} ({{LOS_Loan__c.Opportunity__r.StageName :: optional}})</w:t>
+              <w:t>{{LOS_Loan__c.Opportunity__r.Name :: optional}}</w:t>
             </w:r>
           </w:p>
         </w:tc>
       </w:tr>
-    </w:tbl>
-    <w:p>
-      <w:pPr>
-        <w:spacing w:after="0"/>
-      </w:pPr>
-    </w:p>
-    <w:p>
-      <w:pPr>
-        <w:pStyle w:val="Heading2"/>
-      </w:pPr>
-      <w:r>
-        <w:t>Loans on record for this borrower</w:t>
-      </w:r>
-    </w:p>
-    <w:tbl>
-      <w:tblPr>
-        <w:tblStyle w:val="TableGrid"/>
-        <w:tblW w:type="dxa" w:w="9360"/>
-        <w:tblLayout w:type="fixed"/>
-        <w:tblLook w:firstColumn="1" w:firstRow="1" w:lastColumn="0" w:lastRow="0" w:noHBand="0" w:noVBand="1" w:val="04A0"/>
-        <w:tblInd w:w="120" w:type="dxa"/>
-      </w:tblPr>
-      <w:tblGrid>
-        <w:gridCol w:w="2340"/>
-        <w:gridCol w:w="2340"/>
-        <w:gridCol w:w="2340"/>
-        <w:gridCol w:w="2340"/>
-      </w:tblGrid>
       <w:tr>
         <w:tc>
           <w:tcPr>
-            <w:tcW w:type="dxa" w:w="2340"/>
+            <w:tcW w:type="dxa" w:w="2700"/>
             <w:vAlign w:val="center"/>
             <w:shd w:fill="F2F4F7"/>
             <w:tcMar>
@@ -1425,90 +1553,13 @@
                 <w:color w:val="1F4D78"/>
                 <w:sz w:val="20"/>
               </w:rPr>
-              <w:t>Loan ID</w:t>
+              <w:t>Opportunity stage</w:t>
             </w:r>
           </w:p>
         </w:tc>
         <w:tc>
           <w:tcPr>
-            <w:tcW w:type="dxa" w:w="2340"/>
-            <w:vAlign w:val="center"/>
-            <w:shd w:fill="F2F4F7"/>
-            <w:tcMar>
-              <w:top w:w="80" w:type="dxa"/>
-              <w:start w:w="120" w:type="dxa"/>
-              <w:bottom w:w="80" w:type="dxa"/>
-              <w:end w:w="120" w:type="dxa"/>
-            </w:tcMar>
-          </w:tcPr>
-          <w:p>
-            <w:r>
-              <w:rPr>
-                <w:rFonts w:ascii="Calibri" w:hAnsi="Calibri"/>
-                <w:b/>
-                <w:i w:val="0"/>
-                <w:color w:val="1F4D78"/>
-                <w:sz w:val="20"/>
-              </w:rPr>
-              <w:t>Type</w:t>
-            </w:r>
-          </w:p>
-        </w:tc>
-        <w:tc>
-          <w:tcPr>
-            <w:tcW w:type="dxa" w:w="2340"/>
-            <w:vAlign w:val="center"/>
-            <w:shd w:fill="F2F4F7"/>
-            <w:tcMar>
-              <w:top w:w="80" w:type="dxa"/>
-              <w:start w:w="120" w:type="dxa"/>
-              <w:bottom w:w="80" w:type="dxa"/>
-              <w:end w:w="120" w:type="dxa"/>
-            </w:tcMar>
-          </w:tcPr>
-          <w:p>
-            <w:r>
-              <w:rPr>
-                <w:rFonts w:ascii="Calibri" w:hAnsi="Calibri"/>
-                <w:b/>
-                <w:i w:val="0"/>
-                <w:color w:val="1F4D78"/>
-                <w:sz w:val="20"/>
-              </w:rPr>
-              <w:t>Amount (USD)</w:t>
-            </w:r>
-          </w:p>
-        </w:tc>
-        <w:tc>
-          <w:tcPr>
-            <w:tcW w:type="dxa" w:w="2340"/>
-            <w:vAlign w:val="center"/>
-            <w:shd w:fill="F2F4F7"/>
-            <w:tcMar>
-              <w:top w:w="80" w:type="dxa"/>
-              <w:start w:w="120" w:type="dxa"/>
-              <w:bottom w:w="80" w:type="dxa"/>
-              <w:end w:w="120" w:type="dxa"/>
-            </w:tcMar>
-          </w:tcPr>
-          <w:p>
-            <w:r>
-              <w:rPr>
-                <w:rFonts w:ascii="Calibri" w:hAnsi="Calibri"/>
-                <w:b/>
-                <w:i w:val="0"/>
-                <w:color w:val="1F4D78"/>
-                <w:sz w:val="20"/>
-              </w:rPr>
-              <w:t>Status</w:t>
-            </w:r>
-          </w:p>
-        </w:tc>
-      </w:tr>
-      <w:tr>
-        <w:tc>
-          <w:tcPr>
-            <w:tcW w:type="dxa" w:w="2340"/>
+            <w:tcW w:type="dxa" w:w="6660"/>
             <w:vAlign w:val="center"/>
             <w:shd w:fill="FFFFFF"/>
             <w:tcMar>
@@ -1527,82 +1578,7 @@
                 <w:color w:val="000000"/>
                 <w:sz w:val="21"/>
               </w:rPr>
-              <w:t>{{tablerow loan in LOS_Loan__c.Borrower_Account__r.Borrower_Loans__r}}{{loan.Loan_ID__c}}</w:t>
-            </w:r>
-          </w:p>
-        </w:tc>
-        <w:tc>
-          <w:tcPr>
-            <w:tcW w:type="dxa" w:w="2340"/>
-            <w:vAlign w:val="center"/>
-            <w:shd w:fill="FFFFFF"/>
-            <w:tcMar>
-              <w:top w:w="80" w:type="dxa"/>
-              <w:start w:w="120" w:type="dxa"/>
-              <w:bottom w:w="80" w:type="dxa"/>
-              <w:end w:w="120" w:type="dxa"/>
-            </w:tcMar>
-          </w:tcPr>
-          <w:p>
-            <w:r>
-              <w:rPr>
-                <w:rFonts w:ascii="Calibri" w:hAnsi="Calibri"/>
-                <w:b w:val="0"/>
-                <w:i w:val="0"/>
-                <w:color w:val="000000"/>
-                <w:sz w:val="21"/>
-              </w:rPr>
-              <w:t>{{loan.Loan_Type__c}}</w:t>
-            </w:r>
-          </w:p>
-        </w:tc>
-        <w:tc>
-          <w:tcPr>
-            <w:tcW w:type="dxa" w:w="2340"/>
-            <w:vAlign w:val="center"/>
-            <w:shd w:fill="FFFFFF"/>
-            <w:tcMar>
-              <w:top w:w="80" w:type="dxa"/>
-              <w:start w:w="120" w:type="dxa"/>
-              <w:bottom w:w="80" w:type="dxa"/>
-              <w:end w:w="120" w:type="dxa"/>
-            </w:tcMar>
-          </w:tcPr>
-          <w:p>
-            <w:r>
-              <w:rPr>
-                <w:rFonts w:ascii="Calibri" w:hAnsi="Calibri"/>
-                <w:b w:val="0"/>
-                <w:i w:val="0"/>
-                <w:color w:val="000000"/>
-                <w:sz w:val="21"/>
-              </w:rPr>
-              <w:t>{{loan.Loan_Amount__c :: format("US-Number")}}</w:t>
-            </w:r>
-          </w:p>
-        </w:tc>
-        <w:tc>
-          <w:tcPr>
-            <w:tcW w:type="dxa" w:w="2340"/>
-            <w:vAlign w:val="center"/>
-            <w:shd w:fill="FFFFFF"/>
-            <w:tcMar>
-              <w:top w:w="80" w:type="dxa"/>
-              <w:start w:w="120" w:type="dxa"/>
-              <w:bottom w:w="80" w:type="dxa"/>
-              <w:end w:w="120" w:type="dxa"/>
-            </w:tcMar>
-          </w:tcPr>
-          <w:p>
-            <w:r>
-              <w:rPr>
-                <w:rFonts w:ascii="Calibri" w:hAnsi="Calibri"/>
-                <w:b w:val="0"/>
-                <w:i w:val="0"/>
-                <w:color w:val="000000"/>
-                <w:sz w:val="21"/>
-              </w:rPr>
-              <w:t>{{loan.Status__c}}{{endtablerow}}</w:t>
+              <w:t>{{LOS_Loan__c.Opportunity__r.StageName :: optional}}</w:t>
             </w:r>
           </w:p>
         </w:tc>
@@ -1680,7 +1656,7 @@
                 <w:color w:val="000000"/>
                 <w:sz w:val="21"/>
               </w:rPr>
-              <w:t>{{LOS_Loan__c.Loan_Officer__r.Name}}, {{LOS_Loan__c.Loan_Officer__r.Title :: optional}}</w:t>
+              <w:t>{{LOS_Loan__c.Loan_Officer__r.Name :: optional}}</w:t>
             </w:r>
           </w:p>
         </w:tc>
@@ -1707,7 +1683,7 @@
                 <w:color w:val="1F4D78"/>
                 <w:sz w:val="20"/>
               </w:rPr>
-              <w:t>Loan officer contact</w:t>
+              <w:t>Title</w:t>
             </w:r>
           </w:p>
         </w:tc>
@@ -1732,7 +1708,7 @@
                 <w:color w:val="000000"/>
                 <w:sz w:val="21"/>
               </w:rPr>
-              <w:t>{{LOS_Loan__c.Loan_Officer__r.Email}} | {{LOS_Loan__c.Loan_Officer__r.Phone :: optional}}</w:t>
+              <w:t>{{LOS_Loan__c.Loan_Officer__r.Title :: optional}}</w:t>
             </w:r>
           </w:p>
         </w:tc>
@@ -1759,7 +1735,7 @@
                 <w:color w:val="1F4D78"/>
                 <w:sz w:val="20"/>
               </w:rPr>
-              <w:t>Generated by</w:t>
+              <w:t>Email</w:t>
             </w:r>
           </w:p>
         </w:tc>
@@ -1784,7 +1760,59 @@
                 <w:color w:val="000000"/>
                 <w:sz w:val="21"/>
               </w:rPr>
-              <w:t>{{$User.Name}} ({{$User.Email}})</w:t>
+              <w:t>{{LOS_Loan__c.Loan_Officer__r.Email :: optional}}</w:t>
+            </w:r>
+          </w:p>
+        </w:tc>
+      </w:tr>
+      <w:tr>
+        <w:tc>
+          <w:tcPr>
+            <w:tcW w:type="dxa" w:w="2700"/>
+            <w:vAlign w:val="center"/>
+            <w:shd w:fill="F2F4F7"/>
+            <w:tcMar>
+              <w:top w:w="80" w:type="dxa"/>
+              <w:start w:w="120" w:type="dxa"/>
+              <w:bottom w:w="80" w:type="dxa"/>
+              <w:end w:w="120" w:type="dxa"/>
+            </w:tcMar>
+          </w:tcPr>
+          <w:p>
+            <w:r>
+              <w:rPr>
+                <w:rFonts w:ascii="Calibri" w:hAnsi="Calibri"/>
+                <w:b/>
+                <w:i w:val="0"/>
+                <w:color w:val="1F4D78"/>
+                <w:sz w:val="20"/>
+              </w:rPr>
+              <w:t>Phone</w:t>
+            </w:r>
+          </w:p>
+        </w:tc>
+        <w:tc>
+          <w:tcPr>
+            <w:tcW w:type="dxa" w:w="6660"/>
+            <w:vAlign w:val="center"/>
+            <w:shd w:fill="FFFFFF"/>
+            <w:tcMar>
+              <w:top w:w="80" w:type="dxa"/>
+              <w:start w:w="120" w:type="dxa"/>
+              <w:bottom w:w="80" w:type="dxa"/>
+              <w:end w:w="120" w:type="dxa"/>
+            </w:tcMar>
+          </w:tcPr>
+          <w:p>
+            <w:r>
+              <w:rPr>
+                <w:rFonts w:ascii="Calibri" w:hAnsi="Calibri"/>
+                <w:b w:val="0"/>
+                <w:i w:val="0"/>
+                <w:color w:val="000000"/>
+                <w:sz w:val="21"/>
+              </w:rPr>
+              <w:t>{{LOS_Loan__c.Loan_Officer__r.Phone :: optional}}</w:t>
             </w:r>
           </w:p>
         </w:tc>
